--- a/grade8/Fluency-Lab-Package/module-materials/Module-6-Integers/FluencyLab_M6_Operations_Light.docx
+++ b/grade8/Fluency-Lab-Package/module-materials/Module-6-Integers/FluencyLab_M6_Operations_Light.docx
@@ -252,7 +252,7 @@
           <w:sz w:val="26"/>
           <w:szCs w:val="26"/>
         </w:rPr>
-        <w:t xml:space="preserve">Copy the move — worked, then your turn</w:t>
+        <w:t xml:space="preserve">Copy the move</w:t>
       </w:r>
     </w:p>
     <w:tbl>
@@ -642,7 +642,7 @@
                 <w:sz w:val="22"/>
                 <w:szCs w:val="22"/>
               </w:rPr>
-              <w:t xml:space="preserve">−5 + −9  =  ______</w:t>
+              <w:t xml:space="preserve">−5 + (−9)  =  ______</w:t>
             </w:r>
           </w:p>
         </w:tc>
@@ -810,7 +810,7 @@
                 <w:sz w:val="22"/>
                 <w:szCs w:val="22"/>
               </w:rPr>
-              <w:t xml:space="preserve">(−36) ÷ 6  =  ______</w:t>
+              <w:t xml:space="preserve">(−42) ÷ 6  =  ______</w:t>
             </w:r>
           </w:p>
         </w:tc>
